--- a/t25_s3.docx
+++ b/t25_s3.docx
@@ -3,2168 +3,998 @@
 <w:document xmlns:wpc="http://schemas.microsoft.com/office/word/2010/wordprocessingCanvas" xmlns:mo="http://schemas.microsoft.com/office/mac/office/2008/main" xmlns:mc="http://schemas.openxmlformats.org/markup-compatibility/2006" xmlns:mv="urn:schemas-microsoft-com:mac:vml" xmlns:o="urn:schemas-microsoft-com:office:office" xmlns:r="http://schemas.openxmlformats.org/officeDocument/2006/relationships" xmlns:m="http://schemas.openxmlformats.org/officeDocument/2006/math" xmlns:v="urn:schemas-microsoft-com:vml" xmlns:wp14="http://schemas.microsoft.com/office/word/2010/wordprocessingDrawing" xmlns:wp="http://schemas.openxmlformats.org/drawingml/2006/wordprocessingDrawing" xmlns:w10="urn:schemas-microsoft-com:office:word" xmlns:w="http://schemas.openxmlformats.org/wordprocessingml/2006/main" xmlns:w14="http://schemas.microsoft.com/office/word/2010/wordml" xmlns:wpg="http://schemas.microsoft.com/office/word/2010/wordprocessingGroup" xmlns:wpi="http://schemas.microsoft.com/office/word/2010/wordprocessingInk" xmlns:wne="http://schemas.microsoft.com/office/word/2006/wordml" xmlns:wps="http://schemas.microsoft.com/office/word/2010/wordprocessingShape" mc:Ignorable="w14 wp14">
   <w:body>
     <w:p>
-      <w:pPr>
-        <w:spacing w:after="20" w:before="120"/>
-      </w:pPr>
       <w:r>
-        <w:rPr>
-          <w:b/>
-          <w:sz w:val="22"/>
-        </w:rPr>
-        <w:t>Question: which of the following is NOT related to MMR vaccine?</w:t>
+        <w:t xml:space="preserve">Question: A patient with a severe head injury is being mechanically ventilated. The nurse should monitor for:</w:t>
       </w:r>
     </w:p>
     <w:p>
-      <w:pPr>
-        <w:spacing w:after="0" w:before="0"/>
-      </w:pPr>
       <w:r>
-        <w:rPr>
-          <w:b w:val="0"/>
-          <w:sz w:val="22"/>
-        </w:rPr>
-        <w:t>(a) Mumps</w:t>
+        <w:t xml:space="preserve">(a) Hypoxia, hypercapnia, and ventilator-associated pneumonia</w:t>
       </w:r>
     </w:p>
     <w:p>
-      <w:pPr>
-        <w:spacing w:after="0" w:before="0"/>
-      </w:pPr>
       <w:r>
-        <w:rPr>
-          <w:b w:val="0"/>
-          <w:sz w:val="22"/>
-        </w:rPr>
-        <w:t>(b) Rickets</w:t>
+        <w:t xml:space="preserve">(b) Hyperglycemia only</w:t>
       </w:r>
     </w:p>
     <w:p>
-      <w:pPr>
-        <w:spacing w:after="0" w:before="0"/>
-      </w:pPr>
       <w:r>
-        <w:rPr>
-          <w:b w:val="0"/>
-          <w:sz w:val="22"/>
-        </w:rPr>
-        <w:t>(c) Measles</w:t>
+        <w:t xml:space="preserve">(c) Constipation</w:t>
       </w:r>
     </w:p>
     <w:p>
-      <w:pPr>
-        <w:spacing w:after="0" w:before="0"/>
-      </w:pPr>
       <w:r>
-        <w:rPr>
-          <w:b w:val="0"/>
-          <w:sz w:val="22"/>
-        </w:rPr>
-        <w:t>(d) Rubella</w:t>
+        <w:t xml:space="preserve">(d) Hyperthyroidism</w:t>
       </w:r>
     </w:p>
     <w:p>
-      <w:pPr>
-        <w:spacing w:after="0" w:before="40"/>
-      </w:pPr>
       <w:r>
-        <w:rPr>
-          <w:b/>
-          <w:sz w:val="22"/>
-        </w:rPr>
-        <w:t>Answer: b</w:t>
+        <w:t xml:space="preserve">Answer: a</w:t>
       </w:r>
     </w:p>
     <w:p>
-      <w:pPr>
-        <w:spacing w:after="0" w:before="0"/>
-      </w:pPr>
       <w:r>
-        <w:rPr>
-          <w:b w:val="0"/>
-          <w:sz w:val="21"/>
-        </w:rPr>
-        <w:t>Solution: The MMR vaccine protects against measles, mumps and rubella; rickets is a vitamin D deficiency disorder and is not related to MMR.</w:t>
+        <w:t xml:space="preserve">Solution: Ventilated head-injury patients — the nurse monitors oxygenation/CO2 (both affect ICP), ventilator settings, and VAP prevention (head elevation, oral care).</w:t>
       </w:r>
     </w:p>
     <w:p>
-      <w:pPr>
-        <w:spacing w:after="0" w:before="0"/>
-      </w:pPr>
       <w:r>
-        <w:rPr>
-          <w:b w:val="0"/>
-          <w:sz w:val="20"/>
-        </w:rPr>
-        <w:t>Positive Marks: 1</w:t>
+        <w:t xml:space="preserve">Positive Marks: 1</w:t>
       </w:r>
     </w:p>
     <w:p>
-      <w:pPr>
-        <w:spacing w:after="160" w:before="0"/>
-      </w:pPr>
       <w:r>
-        <w:rPr>
-          <w:b w:val="0"/>
-          <w:sz w:val="20"/>
-        </w:rPr>
-        <w:t>Negative Marks: 0.25</w:t>
+        <w:t xml:space="preserve">Negative Marks: 0.25</w:t>
       </w:r>
     </w:p>
     <w:p>
-      <w:pPr>
-        <w:spacing w:after="20" w:before="120"/>
-      </w:pPr>
       <w:r>
-        <w:rPr>
-          <w:b/>
-          <w:sz w:val="22"/>
-        </w:rPr>
-        <w:t>Question: The criteria for low birth weight baby</w:t>
+        <w:t xml:space="preserve"/>
       </w:r>
     </w:p>
     <w:p>
-      <w:pPr>
-        <w:spacing w:after="0" w:before="0"/>
-      </w:pPr>
       <w:r>
-        <w:rPr>
-          <w:b w:val="0"/>
-          <w:sz w:val="22"/>
-        </w:rPr>
-        <w:t>(a) 2.5 kg</w:t>
+        <w:t xml:space="preserve">Question: The nurse is preparing a patient for a cardiac stress test. The nurse should:</w:t>
       </w:r>
     </w:p>
     <w:p>
-      <w:pPr>
-        <w:spacing w:after="0" w:before="0"/>
-      </w:pPr>
       <w:r>
-        <w:rPr>
-          <w:b w:val="0"/>
-          <w:sz w:val="22"/>
-        </w:rPr>
-        <w:t>(b) 3 kg</w:t>
+        <w:t xml:space="preserve">(a) Obtain consent, review medications, and monitor during exercise</w:t>
       </w:r>
     </w:p>
     <w:p>
-      <w:pPr>
-        <w:spacing w:after="0" w:before="0"/>
-      </w:pPr>
       <w:r>
-        <w:rPr>
-          <w:b w:val="0"/>
-          <w:sz w:val="22"/>
-        </w:rPr>
-        <w:t>(c) 1.5 kg</w:t>
+        <w:t xml:space="preserve">(b) Give caffeine</w:t>
       </w:r>
     </w:p>
     <w:p>
-      <w:pPr>
-        <w:spacing w:after="0" w:before="0"/>
-      </w:pPr>
       <w:r>
-        <w:rPr>
-          <w:b w:val="0"/>
-          <w:sz w:val="22"/>
-        </w:rPr>
-        <w:t>(d) 1 kg</w:t>
+        <w:t xml:space="preserve">(c) Skip monitoring</w:t>
       </w:r>
     </w:p>
     <w:p>
-      <w:pPr>
-        <w:spacing w:after="0" w:before="40"/>
-      </w:pPr>
       <w:r>
-        <w:rPr>
-          <w:b/>
-          <w:sz w:val="22"/>
-        </w:rPr>
-        <w:t>Answer: a</w:t>
+        <w:t xml:space="preserve">(d) Restrict all fluids</w:t>
       </w:r>
     </w:p>
     <w:p>
-      <w:pPr>
-        <w:spacing w:after="0" w:before="0"/>
-      </w:pPr>
       <w:r>
-        <w:rPr>
-          <w:b w:val="0"/>
-          <w:sz w:val="21"/>
-        </w:rPr>
-        <w:t>Solution: Low birth weight is defined as birth weight below 2.5 kg (2500 g) regardless of gestational age.</w:t>
+        <w:t xml:space="preserve">Answer: a</w:t>
       </w:r>
     </w:p>
     <w:p>
-      <w:pPr>
-        <w:spacing w:after="0" w:before="0"/>
-      </w:pPr>
       <w:r>
-        <w:rPr>
-          <w:b w:val="0"/>
-          <w:sz w:val="20"/>
-        </w:rPr>
-        <w:t>Positive Marks: 1</w:t>
+        <w:t xml:space="preserve">Solution: Cardiac stress testing — consent, medication review (some withheld), ECG/BP monitoring during exercise, and stopping for chest pain or ECG changes.</w:t>
       </w:r>
     </w:p>
     <w:p>
-      <w:pPr>
-        <w:spacing w:after="160" w:before="0"/>
-      </w:pPr>
       <w:r>
-        <w:rPr>
-          <w:b w:val="0"/>
-          <w:sz w:val="20"/>
-        </w:rPr>
-        <w:t>Negative Marks: 0.25</w:t>
+        <w:t xml:space="preserve">Positive Marks: 1</w:t>
       </w:r>
     </w:p>
     <w:p>
-      <w:pPr>
-        <w:spacing w:after="20" w:before="120"/>
-      </w:pPr>
       <w:r>
-        <w:rPr>
-          <w:b/>
-          <w:sz w:val="22"/>
-        </w:rPr>
-        <w:t>Question: Sims speculum or Cusco speculum is primarily utilized in which clinical department?</w:t>
+        <w:t xml:space="preserve">Negative Marks: 0.25</w:t>
       </w:r>
     </w:p>
     <w:p>
-      <w:pPr>
-        <w:spacing w:after="0" w:before="0"/>
-      </w:pPr>
       <w:r>
-        <w:rPr>
-          <w:b w:val="0"/>
-          <w:sz w:val="22"/>
-        </w:rPr>
-        <w:t>(a) Ophthalmology</w:t>
+        <w:t xml:space="preserve"/>
       </w:r>
     </w:p>
     <w:p>
-      <w:pPr>
-        <w:spacing w:after="0" w:before="0"/>
-      </w:pPr>
       <w:r>
-        <w:rPr>
-          <w:b w:val="0"/>
-          <w:sz w:val="22"/>
-        </w:rPr>
-        <w:t>(b) Obstetrics &amp; Gynecology</w:t>
+        <w:t xml:space="preserve">Question: A patient at 30 weeks of gestation is being monitored for preeclampsia. The nurse should teach the patient to report:</w:t>
       </w:r>
     </w:p>
     <w:p>
-      <w:pPr>
-        <w:spacing w:after="0" w:before="0"/>
-      </w:pPr>
       <w:r>
-        <w:rPr>
-          <w:b w:val="0"/>
-          <w:sz w:val="22"/>
-        </w:rPr>
-        <w:t>(c) Orthopedics</w:t>
+        <w:t xml:space="preserve">(a) Severe headache, visual changes, and epigastric pain</w:t>
       </w:r>
     </w:p>
     <w:p>
-      <w:pPr>
-        <w:spacing w:after="0" w:before="0"/>
-      </w:pPr>
       <w:r>
-        <w:rPr>
-          <w:b w:val="0"/>
-          <w:sz w:val="22"/>
-        </w:rPr>
-        <w:t>(d) ENT</w:t>
+        <w:t xml:space="preserve">(b) Mild backache</w:t>
       </w:r>
     </w:p>
     <w:p>
-      <w:pPr>
-        <w:spacing w:after="0" w:before="40"/>
-      </w:pPr>
       <w:r>
-        <w:rPr>
-          <w:b/>
-          <w:sz w:val="22"/>
-        </w:rPr>
-        <w:t>Answer: b</w:t>
+        <w:t xml:space="preserve">(c) Occasional contractions</w:t>
       </w:r>
     </w:p>
     <w:p>
-      <w:pPr>
-        <w:spacing w:after="0" w:before="0"/>
-      </w:pPr>
       <w:r>
-        <w:rPr>
-          <w:b w:val="0"/>
-          <w:sz w:val="21"/>
-        </w:rPr>
-        <w:t>Solution: Sims vaginal speculum is a double-ended retractor used in Gynecology for inspecting the vaginal canal and cervix.</w:t>
+        <w:t xml:space="preserve">(d) Leg cramps</w:t>
       </w:r>
     </w:p>
     <w:p>
-      <w:pPr>
-        <w:spacing w:after="0" w:before="0"/>
-      </w:pPr>
       <w:r>
-        <w:rPr>
-          <w:b w:val="0"/>
-          <w:sz w:val="20"/>
-        </w:rPr>
-        <w:t>Positive Marks: 1</w:t>
+        <w:t xml:space="preserve">Answer: a</w:t>
       </w:r>
     </w:p>
     <w:p>
-      <w:pPr>
-        <w:spacing w:after="160" w:before="0"/>
-      </w:pPr>
       <w:r>
-        <w:rPr>
-          <w:b w:val="0"/>
-          <w:sz w:val="20"/>
-        </w:rPr>
-        <w:t>Negative Marks: 0.25</w:t>
+        <w:t xml:space="preserve">Solution: Warning signs of impending eclampsia — severe headache, visual disturbances, and epigastric pain — require immediate evaluation.</w:t>
       </w:r>
     </w:p>
     <w:p>
-      <w:pPr>
-        <w:spacing w:after="20" w:before="120"/>
-      </w:pPr>
       <w:r>
-        <w:rPr>
-          <w:b/>
-          <w:sz w:val="22"/>
-        </w:rPr>
-        <w:t>Question: According to the National Immunization Schedule, the first dose of OPV is given:</w:t>
+        <w:t xml:space="preserve">Positive Marks: 1</w:t>
       </w:r>
     </w:p>
     <w:p>
-      <w:pPr>
-        <w:spacing w:after="0" w:before="0"/>
-      </w:pPr>
       <w:r>
-        <w:rPr>
-          <w:b w:val="0"/>
-          <w:sz w:val="22"/>
-        </w:rPr>
-        <w:t>(a) At 16-24 months</w:t>
+        <w:t xml:space="preserve">Negative Marks: 0.25</w:t>
       </w:r>
     </w:p>
     <w:p>
-      <w:pPr>
-        <w:spacing w:after="0" w:before="0"/>
-      </w:pPr>
       <w:r>
-        <w:rPr>
-          <w:b w:val="0"/>
-          <w:sz w:val="22"/>
-        </w:rPr>
-        <w:t>(b) At 9 months</w:t>
+        <w:t xml:space="preserve"/>
       </w:r>
     </w:p>
     <w:p>
-      <w:pPr>
-        <w:spacing w:after="0" w:before="0"/>
-      </w:pPr>
       <w:r>
-        <w:rPr>
-          <w:b w:val="0"/>
-          <w:sz w:val="22"/>
-        </w:rPr>
-        <w:t>(c) At 6 weeks</w:t>
+        <w:t xml:space="preserve">Question: A 3-year-old child with severe pneumonia has central cyanosis. The nurse should:</w:t>
       </w:r>
     </w:p>
     <w:p>
-      <w:pPr>
-        <w:spacing w:after="0" w:before="0"/>
-      </w:pPr>
       <w:r>
-        <w:rPr>
-          <w:b w:val="0"/>
-          <w:sz w:val="22"/>
-        </w:rPr>
-        <w:t>(d) At birth</w:t>
+        <w:t xml:space="preserve">(a) Administer oxygen urgently and prepare for referral</w:t>
       </w:r>
     </w:p>
     <w:p>
-      <w:pPr>
-        <w:spacing w:after="0" w:before="40"/>
-      </w:pPr>
       <w:r>
-        <w:rPr>
-          <w:b/>
-          <w:sz w:val="22"/>
-        </w:rPr>
-        <w:t>Answer: d</w:t>
+        <w:t xml:space="preserve">(b) Send the child home</w:t>
       </w:r>
     </w:p>
     <w:p>
-      <w:pPr>
-        <w:spacing w:after="0" w:before="0"/>
-      </w:pPr>
       <w:r>
-        <w:rPr>
-          <w:b w:val="0"/>
-          <w:sz w:val="21"/>
-        </w:rPr>
-        <w:t>Solution: OPV-0 (zero dose) is given at birth, followed by OPV 1, 2, 3 at 6, 10 and 14 weeks.</w:t>
+        <w:t xml:space="preserve">(c) Give oral fluids only</w:t>
       </w:r>
     </w:p>
     <w:p>
-      <w:pPr>
-        <w:spacing w:after="0" w:before="0"/>
-      </w:pPr>
       <w:r>
-        <w:rPr>
-          <w:b w:val="0"/>
-          <w:sz w:val="20"/>
-        </w:rPr>
-        <w:t>Positive Marks: 1</w:t>
+        <w:t xml:space="preserve">(d) Wait and observe</w:t>
       </w:r>
     </w:p>
     <w:p>
-      <w:pPr>
-        <w:spacing w:after="160" w:before="0"/>
-      </w:pPr>
       <w:r>
-        <w:rPr>
-          <w:b w:val="0"/>
-          <w:sz w:val="20"/>
-        </w:rPr>
-        <w:t>Negative Marks: 0.25</w:t>
+        <w:t xml:space="preserve">Answer: a</w:t>
       </w:r>
     </w:p>
     <w:p>
-      <w:pPr>
-        <w:spacing w:after="20" w:before="120"/>
-      </w:pPr>
       <w:r>
-        <w:rPr>
-          <w:b/>
-          <w:sz w:val="22"/>
-        </w:rPr>
-        <w:t>Question: Most heat sensitive vaccine is:</w:t>
+        <w:t xml:space="preserve">Solution: Central cyanosis indicates severe hypoxia — oxygen and urgent referral/hospital care are needed (IMNCI very severe disease).</w:t>
       </w:r>
     </w:p>
     <w:p>
-      <w:pPr>
-        <w:spacing w:after="0" w:before="0"/>
-      </w:pPr>
       <w:r>
-        <w:rPr>
-          <w:b w:val="0"/>
-          <w:sz w:val="22"/>
-        </w:rPr>
-        <w:t>(a) OPV</w:t>
+        <w:t xml:space="preserve">Positive Marks: 1</w:t>
       </w:r>
     </w:p>
     <w:p>
-      <w:pPr>
-        <w:spacing w:after="0" w:before="0"/>
-      </w:pPr>
       <w:r>
-        <w:rPr>
-          <w:b w:val="0"/>
-          <w:sz w:val="22"/>
-        </w:rPr>
-        <w:t>(b) DPT</w:t>
+        <w:t xml:space="preserve">Negative Marks: 0.25</w:t>
       </w:r>
     </w:p>
     <w:p>
-      <w:pPr>
-        <w:spacing w:after="0" w:before="0"/>
-      </w:pPr>
       <w:r>
-        <w:rPr>
-          <w:b w:val="0"/>
-          <w:sz w:val="22"/>
-        </w:rPr>
-        <w:t>(c) Measles</w:t>
+        <w:t xml:space="preserve"/>
       </w:r>
     </w:p>
     <w:p>
-      <w:pPr>
-        <w:spacing w:after="0" w:before="0"/>
-      </w:pPr>
       <w:r>
-        <w:rPr>
-          <w:b w:val="0"/>
-          <w:sz w:val="22"/>
-        </w:rPr>
-        <w:t>(d) Hepatitis B</w:t>
+        <w:t xml:space="preserve">Question: A patient with schizophrenia is experiencing social isolation. The nurse should:</w:t>
       </w:r>
     </w:p>
     <w:p>
-      <w:pPr>
-        <w:spacing w:after="0" w:before="40"/>
-      </w:pPr>
       <w:r>
-        <w:rPr>
-          <w:b/>
-          <w:sz w:val="22"/>
-        </w:rPr>
-        <w:t>Answer: a</w:t>
+        <w:t xml:space="preserve">(a) Encourage gradual engagement in structured activities</w:t>
       </w:r>
     </w:p>
     <w:p>
-      <w:pPr>
-        <w:spacing w:after="0" w:before="0"/>
-      </w:pPr>
       <w:r>
-        <w:rPr>
-          <w:b w:val="0"/>
-          <w:sz w:val="21"/>
-        </w:rPr>
-        <w:t>Solution: OPV (oral polio vaccine) is the most heat-sensitive vaccine and must be stored at -20°C.</w:t>
+        <w:t xml:space="preserve">(b) Force socialization</w:t>
       </w:r>
     </w:p>
     <w:p>
-      <w:pPr>
-        <w:spacing w:after="0" w:before="0"/>
-      </w:pPr>
       <w:r>
-        <w:rPr>
-          <w:b w:val="0"/>
-          <w:sz w:val="20"/>
-        </w:rPr>
-        <w:t>Positive Marks: 1</w:t>
+        <w:t xml:space="preserve">(c) Isolate the patient</w:t>
       </w:r>
     </w:p>
     <w:p>
-      <w:pPr>
-        <w:spacing w:after="160" w:before="0"/>
-      </w:pPr>
       <w:r>
-        <w:rPr>
-          <w:b w:val="0"/>
-          <w:sz w:val="20"/>
-        </w:rPr>
-        <w:t>Negative Marks: 0.25</w:t>
+        <w:t xml:space="preserve">(d) Ignore the behavior</w:t>
       </w:r>
     </w:p>
     <w:p>
-      <w:pPr>
-        <w:spacing w:after="20" w:before="120"/>
-      </w:pPr>
       <w:r>
-        <w:rPr>
-          <w:b/>
-          <w:sz w:val="22"/>
-        </w:rPr>
-        <w:t>Question: In the tuberculin skin test (Mantoux test), how is the standard substance protein purified derivative (PPD) typically injected into the forearm?</w:t>
+        <w:t xml:space="preserve">Answer: a</w:t>
       </w:r>
     </w:p>
     <w:p>
-      <w:pPr>
-        <w:spacing w:after="0" w:before="0"/>
-      </w:pPr>
       <w:r>
-        <w:rPr>
-          <w:b w:val="0"/>
-          <w:sz w:val="22"/>
-        </w:rPr>
-        <w:t>(a) Intra-dermally</w:t>
+        <w:t xml:space="preserve">Solution: Negative symptoms — graded, structured activities and social skills training with positive reinforcement reduce withdrawal; forcing worsens it.</w:t>
       </w:r>
     </w:p>
     <w:p>
-      <w:pPr>
-        <w:spacing w:after="0" w:before="0"/>
-      </w:pPr>
       <w:r>
-        <w:rPr>
-          <w:b w:val="0"/>
-          <w:sz w:val="22"/>
-        </w:rPr>
-        <w:t>(b) Intramuscularly</w:t>
+        <w:t xml:space="preserve">Positive Marks: 1</w:t>
       </w:r>
     </w:p>
     <w:p>
-      <w:pPr>
-        <w:spacing w:after="0" w:before="0"/>
-      </w:pPr>
       <w:r>
-        <w:rPr>
-          <w:b w:val="0"/>
-          <w:sz w:val="22"/>
-        </w:rPr>
-        <w:t>(c) Intravenously</w:t>
+        <w:t xml:space="preserve">Negative Marks: 0.25</w:t>
       </w:r>
     </w:p>
     <w:p>
-      <w:pPr>
-        <w:spacing w:after="0" w:before="0"/>
-      </w:pPr>
       <w:r>
-        <w:rPr>
-          <w:b w:val="0"/>
-          <w:sz w:val="22"/>
-        </w:rPr>
-        <w:t>(d) Subcutaneously</w:t>
+        <w:t xml:space="preserve"/>
       </w:r>
     </w:p>
     <w:p>
-      <w:pPr>
-        <w:spacing w:after="0" w:before="40"/>
-      </w:pPr>
       <w:r>
-        <w:rPr>
-          <w:b/>
-          <w:sz w:val="22"/>
-        </w:rPr>
-        <w:t>Answer: a</w:t>
+        <w:t xml:space="preserve">Question: The "Pradhan Mantri Bhartiya Janaushadhi Kendra" is an initiative of:</w:t>
       </w:r>
     </w:p>
     <w:p>
-      <w:pPr>
-        <w:spacing w:after="0" w:before="0"/>
-      </w:pPr>
       <w:r>
-        <w:rPr>
-          <w:b w:val="0"/>
-          <w:sz w:val="21"/>
-        </w:rPr>
-        <w:t>Solution: In the tuberculin skin test (Mantoux test), the standard substance protein purified derivative (PPD) is typically injected intradermally into the forearm, which is the correct answer (b). The PPD is a small amount of fluid containing the antigens derived from Mycobacterium tuberculosis. It is injected just below the surface of the skin, specifically within the layers of the dermis. This allows for the accurate assessment of the immune response to the tuberculosis antigens by observing the presence and size of the resulting induration or swelling at the injection site.</w:t>
+        <w:t xml:space="preserve">(a) The Government of India for affordable medicines</w:t>
       </w:r>
     </w:p>
     <w:p>
-      <w:pPr>
-        <w:spacing w:after="0" w:before="0"/>
-      </w:pPr>
       <w:r>
-        <w:rPr>
-          <w:b w:val="0"/>
-          <w:sz w:val="20"/>
-        </w:rPr>
-        <w:t>Positive Marks: 1</w:t>
+        <w:t xml:space="preserve">(b) A private monopoly</w:t>
       </w:r>
     </w:p>
     <w:p>
-      <w:pPr>
-        <w:spacing w:after="160" w:before="0"/>
-      </w:pPr>
       <w:r>
-        <w:rPr>
-          <w:b w:val="0"/>
-          <w:sz w:val="20"/>
-        </w:rPr>
-        <w:t>Negative Marks: 0.25</w:t>
+        <w:t xml:space="preserve">(c) A foreign company</w:t>
       </w:r>
     </w:p>
     <w:p>
-      <w:pPr>
-        <w:spacing w:after="20" w:before="120"/>
-      </w:pPr>
       <w:r>
-        <w:rPr>
-          <w:b/>
-          <w:sz w:val="22"/>
-        </w:rPr>
-        <w:t>Question: A client is admitted with deep partial-thickness burns over 40% of the body. What is the nurse's FIRST priority in the first 24 hours?</w:t>
+        <w:t xml:space="preserve">(d) A charity only</w:t>
       </w:r>
     </w:p>
     <w:p>
-      <w:pPr>
-        <w:spacing w:after="0" w:before="0"/>
-      </w:pPr>
       <w:r>
-        <w:rPr>
-          <w:b w:val="0"/>
-          <w:sz w:val="22"/>
-        </w:rPr>
-        <w:t>(a) Initial burn wound debridement</w:t>
+        <w:t xml:space="preserve">Answer: a</w:t>
       </w:r>
     </w:p>
     <w:p>
-      <w:pPr>
-        <w:spacing w:after="0" w:before="0"/>
-      </w:pPr>
       <w:r>
-        <w:rPr>
-          <w:b w:val="0"/>
-          <w:sz w:val="22"/>
-        </w:rPr>
-        <w:t>(b) Frequent dressing changes</w:t>
+        <w:t xml:space="preserve">Solution: PMBJP is a Government of India initiative providing affordable generic medicines through Jan Aushadhi Kendras.</w:t>
       </w:r>
     </w:p>
     <w:p>
-      <w:pPr>
-        <w:spacing w:after="0" w:before="0"/>
-      </w:pPr>
       <w:r>
-        <w:rPr>
-          <w:b w:val="0"/>
-          <w:sz w:val="22"/>
-        </w:rPr>
-        <w:t>(c) Airway assessment and fluid resuscitation</w:t>
+        <w:t xml:space="preserve">Positive Marks: 1</w:t>
       </w:r>
     </w:p>
     <w:p>
-      <w:pPr>
-        <w:spacing w:after="0" w:before="0"/>
-      </w:pPr>
       <w:r>
-        <w:rPr>
-          <w:b w:val="0"/>
-          <w:sz w:val="22"/>
-        </w:rPr>
-        <w:t>(d) High-calorie nutritional support</w:t>
+        <w:t xml:space="preserve">Negative Marks: 0.25</w:t>
       </w:r>
     </w:p>
     <w:p>
-      <w:pPr>
-        <w:spacing w:after="0" w:before="40"/>
-      </w:pPr>
       <w:r>
-        <w:rPr>
-          <w:b/>
-          <w:sz w:val="22"/>
-        </w:rPr>
-        <w:t>Answer: c</w:t>
+        <w:t xml:space="preserve"/>
       </w:r>
     </w:p>
     <w:p>
-      <w:pPr>
-        <w:spacing w:after="0" w:before="0"/>
-      </w:pPr>
       <w:r>
-        <w:rPr>
-          <w:b w:val="0"/>
-          <w:sz w:val="21"/>
-        </w:rPr>
-        <w:t>Solution: Inhalation injury is the greatest early threat, so the airway is assessed first; with the airway secured, aggressive fluid resuscitation is the priority in the first 24 hours to prevent hypovolemic shock.</w:t>
+        <w:t xml:space="preserve">Question: The nurse is to administer 350 mg of a medication. The vial contains 100 mg/mL. The volume to give is:</w:t>
       </w:r>
     </w:p>
     <w:p>
-      <w:pPr>
-        <w:spacing w:after="0" w:before="0"/>
-      </w:pPr>
       <w:r>
-        <w:rPr>
-          <w:b w:val="0"/>
-          <w:sz w:val="20"/>
-        </w:rPr>
-        <w:t>Positive Marks: 1</w:t>
+        <w:t xml:space="preserve">(a) 2.5 mL</w:t>
       </w:r>
     </w:p>
     <w:p>
-      <w:pPr>
-        <w:spacing w:after="160" w:before="0"/>
-      </w:pPr>
       <w:r>
-        <w:rPr>
-          <w:b w:val="0"/>
-          <w:sz w:val="20"/>
-        </w:rPr>
-        <w:t>Negative Marks: 0.25</w:t>
+        <w:t xml:space="preserve">(b) 3 mL</w:t>
       </w:r>
     </w:p>
     <w:p>
-      <w:pPr>
-        <w:spacing w:after="20" w:before="120"/>
-      </w:pPr>
       <w:r>
-        <w:rPr>
-          <w:b/>
-          <w:sz w:val="22"/>
-        </w:rPr>
-        <w:t>Question: A client with preeclampsia complains of a severe frontal headache and epigastric pain. What is the priority nursing action?</w:t>
+        <w:t xml:space="preserve">(c) 3.5 mL</w:t>
       </w:r>
     </w:p>
     <w:p>
-      <w:pPr>
-        <w:spacing w:after="0" w:before="0"/>
-      </w:pPr>
       <w:r>
-        <w:rPr>
-          <w:b w:val="0"/>
-          <w:sz w:val="22"/>
-        </w:rPr>
-        <w:t>(a) Prepare to administer magnesium sulfate for seizure prophylaxis</w:t>
+        <w:t xml:space="preserve">(d) 4.5 mL</w:t>
       </w:r>
     </w:p>
     <w:p>
-      <w:pPr>
-        <w:spacing w:after="0" w:before="0"/>
-      </w:pPr>
       <w:r>
-        <w:rPr>
-          <w:b w:val="0"/>
-          <w:sz w:val="22"/>
-        </w:rPr>
-        <w:t>(b) Dim the lights and limit visitors</w:t>
+        <w:t xml:space="preserve">Answer: c</w:t>
       </w:r>
     </w:p>
     <w:p>
-      <w:pPr>
-        <w:spacing w:after="0" w:before="0"/>
-      </w:pPr>
       <w:r>
-        <w:rPr>
-          <w:b w:val="0"/>
-          <w:sz w:val="22"/>
-        </w:rPr>
-        <w:t>(c) Check deep tendon reflexes</w:t>
+        <w:t xml:space="preserve">Solution: Volume = 350 ÷ 100 = 3.5 mL.</w:t>
       </w:r>
     </w:p>
     <w:p>
-      <w:pPr>
-        <w:spacing w:after="0" w:before="0"/>
-      </w:pPr>
       <w:r>
-        <w:rPr>
-          <w:b w:val="0"/>
-          <w:sz w:val="22"/>
-        </w:rPr>
-        <w:t>(d) Record the blood pressure every hour</w:t>
+        <w:t xml:space="preserve">Positive Marks: 1</w:t>
       </w:r>
     </w:p>
     <w:p>
-      <w:pPr>
-        <w:spacing w:after="0" w:before="40"/>
-      </w:pPr>
       <w:r>
-        <w:rPr>
-          <w:b/>
-          <w:sz w:val="22"/>
-        </w:rPr>
-        <w:t>Answer: a</w:t>
+        <w:t xml:space="preserve">Negative Marks: 0.25</w:t>
       </w:r>
     </w:p>
     <w:p>
-      <w:pPr>
-        <w:spacing w:after="0" w:before="0"/>
-      </w:pPr>
       <w:r>
-        <w:rPr>
-          <w:b w:val="0"/>
-          <w:sz w:val="21"/>
-        </w:rPr>
-        <w:t>Solution: Severe headache with epigastric pain are warning signs of impending eclampsia; magnesium sulfate is given to prevent seizures while the provider is notified.</w:t>
+        <w:t xml:space="preserve"/>
       </w:r>
     </w:p>
     <w:p>
-      <w:pPr>
-        <w:spacing w:after="0" w:before="0"/>
-      </w:pPr>
       <w:r>
-        <w:rPr>
-          <w:b w:val="0"/>
-          <w:sz w:val="20"/>
-        </w:rPr>
-        <w:t>Positive Marks: 1</w:t>
+        <w:t xml:space="preserve">Question: The nurse is caring for a patient with acute respiratory distress syndrome. Which finding indicates improvement?</w:t>
       </w:r>
     </w:p>
     <w:p>
-      <w:pPr>
-        <w:spacing w:after="160" w:before="0"/>
-      </w:pPr>
       <w:r>
-        <w:rPr>
-          <w:b w:val="0"/>
-          <w:sz w:val="20"/>
-        </w:rPr>
-        <w:t>Negative Marks: 0.25</w:t>
+        <w:t xml:space="preserve">(a) Rising PaO2/FiO2 ratio and improving oxygenation</w:t>
       </w:r>
     </w:p>
     <w:p>
-      <w:pPr>
-        <w:spacing w:after="20" w:before="120"/>
-      </w:pPr>
       <w:r>
-        <w:rPr>
-          <w:b/>
-          <w:sz w:val="22"/>
-        </w:rPr>
-        <w:t>Question: Which behavioral therapy technique is the treatment of choice for Obsessive-Compulsive Disorder (OCD)?</w:t>
+        <w:t xml:space="preserve">(b) Falling SpO2</w:t>
       </w:r>
     </w:p>
     <w:p>
-      <w:pPr>
-        <w:spacing w:after="0" w:before="0"/>
-      </w:pPr>
       <w:r>
-        <w:rPr>
-          <w:b w:val="0"/>
-          <w:sz w:val="22"/>
-        </w:rPr>
-        <w:t>(a) Exposure and Response Prevention (ERP)</w:t>
+        <w:t xml:space="preserve">(c) Worsening ABGs</w:t>
       </w:r>
     </w:p>
     <w:p>
-      <w:pPr>
-        <w:spacing w:after="0" w:before="0"/>
-      </w:pPr>
       <w:r>
-        <w:rPr>
-          <w:b w:val="0"/>
-          <w:sz w:val="22"/>
-        </w:rPr>
-        <w:t>(b) Flooding therapy</w:t>
+        <w:t xml:space="preserve">(d) Increased work of breathing</w:t>
       </w:r>
     </w:p>
     <w:p>
-      <w:pPr>
-        <w:spacing w:after="0" w:before="0"/>
-      </w:pPr>
       <w:r>
-        <w:rPr>
-          <w:b w:val="0"/>
-          <w:sz w:val="22"/>
-        </w:rPr>
-        <w:t>(c) Aversion therapy</w:t>
+        <w:t xml:space="preserve">Answer: a</w:t>
       </w:r>
     </w:p>
     <w:p>
-      <w:pPr>
-        <w:spacing w:after="0" w:before="0"/>
-      </w:pPr>
       <w:r>
-        <w:rPr>
-          <w:b w:val="0"/>
-          <w:sz w:val="22"/>
-        </w:rPr>
-        <w:t>(d) Psychodynamic therapy</w:t>
+        <w:t xml:space="preserve">Solution: ARDS improvement — rising P/F ratio, improving SpO2, and better gas exchange. The nurse monitors trends and weans as ordered.</w:t>
       </w:r>
     </w:p>
     <w:p>
-      <w:pPr>
-        <w:spacing w:after="0" w:before="40"/>
-      </w:pPr>
       <w:r>
-        <w:rPr>
-          <w:b/>
-          <w:sz w:val="22"/>
-        </w:rPr>
-        <w:t>Answer: a</w:t>
+        <w:t xml:space="preserve">Positive Marks: 1</w:t>
       </w:r>
     </w:p>
     <w:p>
-      <w:pPr>
-        <w:spacing w:after="0" w:before="0"/>
-      </w:pPr>
       <w:r>
-        <w:rPr>
-          <w:b w:val="0"/>
-          <w:sz w:val="21"/>
-        </w:rPr>
-        <w:t>Solution: Exposure and Response Prevention (ERP) exposes the patient to anxiety-provoking stimuli while preventing ritualistic compulsive behaviors.</w:t>
+        <w:t xml:space="preserve">Negative Marks: 0.25</w:t>
       </w:r>
     </w:p>
     <w:p>
-      <w:pPr>
-        <w:spacing w:after="0" w:before="0"/>
-      </w:pPr>
       <w:r>
-        <w:rPr>
-          <w:b w:val="0"/>
-          <w:sz w:val="20"/>
-        </w:rPr>
-        <w:t>Positive Marks: 1</w:t>
+        <w:t xml:space="preserve"/>
       </w:r>
     </w:p>
     <w:p>
-      <w:pPr>
-        <w:spacing w:after="160" w:before="0"/>
-      </w:pPr>
       <w:r>
-        <w:rPr>
-          <w:b w:val="0"/>
-          <w:sz w:val="20"/>
-        </w:rPr>
-        <w:t>Negative Marks: 0.25</w:t>
+        <w:t xml:space="preserve">Question: A patient with a urinary tract infection is being treated. The nurse should monitor for:</w:t>
       </w:r>
     </w:p>
     <w:p>
-      <w:pPr>
-        <w:spacing w:after="20" w:before="120"/>
-      </w:pPr>
       <w:r>
-        <w:rPr>
-          <w:b/>
-          <w:sz w:val="22"/>
-        </w:rPr>
-        <w:t>Question: Best described the asepsis of any surgical instrument?</w:t>
+        <w:t xml:space="preserve">(a) Response to antibiotics and signs of pyelonephritis</w:t>
       </w:r>
     </w:p>
     <w:p>
-      <w:pPr>
-        <w:spacing w:after="0" w:before="0"/>
-      </w:pPr>
       <w:r>
-        <w:rPr>
-          <w:b w:val="0"/>
-          <w:sz w:val="22"/>
-        </w:rPr>
-        <w:t>(a) Mopping</w:t>
+        <w:t xml:space="preserve">(b) Hyperkalemia</w:t>
       </w:r>
     </w:p>
     <w:p>
-      <w:pPr>
-        <w:spacing w:after="0" w:before="0"/>
-      </w:pPr>
       <w:r>
-        <w:rPr>
-          <w:b w:val="0"/>
-          <w:sz w:val="22"/>
-        </w:rPr>
-        <w:t>(b) Scrubbing</w:t>
+        <w:t xml:space="preserve">(c) Bradycardia</w:t>
       </w:r>
     </w:p>
     <w:p>
-      <w:pPr>
-        <w:spacing w:after="0" w:before="0"/>
-      </w:pPr>
       <w:r>
-        <w:rPr>
-          <w:b w:val="0"/>
-          <w:sz w:val="22"/>
-        </w:rPr>
-        <w:t>(c) Sterilization</w:t>
+        <w:t xml:space="preserve">(d) Constipation</w:t>
       </w:r>
     </w:p>
     <w:p>
-      <w:pPr>
-        <w:spacing w:after="0" w:before="0"/>
-      </w:pPr>
       <w:r>
-        <w:rPr>
-          <w:b w:val="0"/>
-          <w:sz w:val="22"/>
-        </w:rPr>
-        <w:t>(d) Disinfection</w:t>
+        <w:t xml:space="preserve">Answer: a</w:t>
       </w:r>
     </w:p>
     <w:p>
-      <w:pPr>
-        <w:spacing w:after="0" w:before="40"/>
-      </w:pPr>
       <w:r>
-        <w:rPr>
-          <w:b/>
-          <w:sz w:val="22"/>
-        </w:rPr>
-        <w:t>Answer: c</w:t>
+        <w:t xml:space="preserve">Solution: UTI — the nurse monitors symptom response (dysuria, frequency), fever, and signs of ascending infection (flank pain) — escalating care if needed.</w:t>
       </w:r>
     </w:p>
     <w:p>
-      <w:pPr>
-        <w:spacing w:after="0" w:before="0"/>
-      </w:pPr>
       <w:r>
-        <w:rPr>
-          <w:b w:val="0"/>
-          <w:sz w:val="21"/>
-        </w:rPr>
-        <w:t>Solution: The complete elimination of all microorganisms, including spores, is the best description of the term sterilization. Sterilization is the process of killing or removing all microorganisms, including bacteria, viruses, fungi, and spores. Sterilization can be achieved by various physical and chemical methods, such as heat, radiation, and chemical disinfectants.</w:t>
+        <w:t xml:space="preserve">Positive Marks: 1</w:t>
       </w:r>
     </w:p>
     <w:p>
-      <w:pPr>
-        <w:spacing w:after="0" w:before="0"/>
-      </w:pPr>
       <w:r>
-        <w:rPr>
-          <w:b w:val="0"/>
-          <w:sz w:val="20"/>
-        </w:rPr>
-        <w:t>Positive Marks: 1</w:t>
+        <w:t xml:space="preserve">Negative Marks: 0.25</w:t>
       </w:r>
     </w:p>
     <w:p>
-      <w:pPr>
-        <w:spacing w:after="160" w:before="0"/>
-      </w:pPr>
       <w:r>
-        <w:rPr>
-          <w:b w:val="0"/>
-          <w:sz w:val="20"/>
-        </w:rPr>
-        <w:t>Negative Marks: 0.25</w:t>
+        <w:t xml:space="preserve"/>
       </w:r>
     </w:p>
     <w:p>
-      <w:pPr>
-        <w:spacing w:after="20" w:before="120"/>
-      </w:pPr>
       <w:r>
-        <w:rPr>
-          <w:b/>
-          <w:sz w:val="22"/>
-        </w:rPr>
-        <w:t>Question: All of the following covid symptoms in the child, except?</w:t>
+        <w:t xml:space="preserve">Question: The nurse is providing post-operative care to a patient after a nephrectomy. The nurse should:</w:t>
       </w:r>
     </w:p>
     <w:p>
-      <w:pPr>
-        <w:spacing w:after="0" w:before="0"/>
-      </w:pPr>
       <w:r>
-        <w:rPr>
-          <w:b w:val="0"/>
-          <w:sz w:val="22"/>
-        </w:rPr>
-        <w:t>(a) Rhinitis</w:t>
+        <w:t xml:space="preserve">(a) Monitor urine output and the incision site</w:t>
       </w:r>
     </w:p>
     <w:p>
-      <w:pPr>
-        <w:spacing w:after="0" w:before="0"/>
-      </w:pPr>
       <w:r>
-        <w:rPr>
-          <w:b w:val="0"/>
-          <w:sz w:val="22"/>
-        </w:rPr>
-        <w:t>(b) Purulent conjunctivitis</w:t>
+        <w:t xml:space="preserve">(b) Restrict fluids</w:t>
       </w:r>
     </w:p>
     <w:p>
-      <w:pPr>
-        <w:spacing w:after="0" w:before="0"/>
-      </w:pPr>
       <w:r>
-        <w:rPr>
-          <w:b w:val="0"/>
-          <w:sz w:val="22"/>
-        </w:rPr>
-        <w:t>(c) Fever</w:t>
+        <w:t xml:space="preserve">(c) Ignore urine output</w:t>
       </w:r>
     </w:p>
     <w:p>
-      <w:pPr>
-        <w:spacing w:after="0" w:before="0"/>
-      </w:pPr>
       <w:r>
-        <w:rPr>
-          <w:b w:val="0"/>
-          <w:sz w:val="22"/>
-        </w:rPr>
-        <w:t>(d) Shock</w:t>
+        <w:t xml:space="preserve">(d) Skip monitoring</w:t>
       </w:r>
     </w:p>
     <w:p>
-      <w:pPr>
-        <w:spacing w:after="0" w:before="40"/>
-      </w:pPr>
       <w:r>
-        <w:rPr>
-          <w:b/>
-          <w:sz w:val="22"/>
-        </w:rPr>
-        <w:t>Answer: d</w:t>
+        <w:t xml:space="preserve">Answer: a</w:t>
       </w:r>
     </w:p>
     <w:p>
-      <w:pPr>
-        <w:spacing w:after="0" w:before="0"/>
-      </w:pPr>
       <w:r>
-        <w:rPr>
-          <w:b w:val="0"/>
-          <w:sz w:val="21"/>
-        </w:rPr>
-        <w:t>Solution: In children, shock is not typically considered a common symptom of COVID-19 (option A). Children infected with COVID-19 may exhibit a range of symptoms, but shock, which refers to a life-threatening condition characterized by inadequate blood flow to vital organs, is not commonly associated with the infection in children. Instead, common symptoms in children with COVID-19 may include fever, cough, sore throat, rhinitis (runny nose), fatigue, headache, gastrointestinal symptoms, such as nausea and diarrhea, and in some cases, skin rashes. It is important to note that the symptoms of COVID-19 can vary among individuals, and medical evaluation should be sought for proper diagnosis and management. covid</w:t>
+        <w:t xml:space="preserve">Solution: Post-nephrectomy — urine output (remaining kidney), incision/wound monitoring, pain management, and fluid balance. Decreased output is reported.</w:t>
       </w:r>
     </w:p>
     <w:p>
-      <w:pPr>
-        <w:spacing w:after="0" w:before="0"/>
-      </w:pPr>
       <w:r>
-        <w:rPr>
-          <w:b w:val="0"/>
-          <w:sz w:val="20"/>
-        </w:rPr>
-        <w:t>Positive Marks: 1</w:t>
+        <w:t xml:space="preserve">Positive Marks: 1</w:t>
       </w:r>
     </w:p>
     <w:p>
-      <w:pPr>
-        <w:spacing w:after="160" w:before="0"/>
-      </w:pPr>
       <w:r>
-        <w:rPr>
-          <w:b w:val="0"/>
-          <w:sz w:val="20"/>
-        </w:rPr>
-        <w:t>Negative Marks: 0.25</w:t>
+        <w:t xml:space="preserve">Negative Marks: 0.25</w:t>
       </w:r>
     </w:p>
     <w:p>
-      <w:pPr>
-        <w:spacing w:after="20" w:before="120"/>
-      </w:pPr>
       <w:r>
-        <w:rPr>
-          <w:b/>
-          <w:sz w:val="22"/>
-        </w:rPr>
-        <w:t>Question: In the emergency department, during CPR of a neonate, the on-duty nurse is unable to access a venous site. What is the priority next action?</w:t>
+        <w:t xml:space="preserve">Question: A patient with chronic liver disease develops hepatic encephalopathy. The nurse should:</w:t>
       </w:r>
     </w:p>
     <w:p>
-      <w:pPr>
-        <w:spacing w:after="0" w:before="0"/>
-      </w:pPr>
       <w:r>
-        <w:rPr>
-          <w:b w:val="0"/>
-          <w:sz w:val="22"/>
-        </w:rPr>
-        <w:t>(a) Plan for a central line</w:t>
+        <w:t xml:space="preserve">(a) Monitor consciousness, restrict protein per protocol, and give lactulose</w:t>
       </w:r>
     </w:p>
     <w:p>
-      <w:pPr>
-        <w:spacing w:after="0" w:before="0"/>
-      </w:pPr>
       <w:r>
-        <w:rPr>
-          <w:b w:val="0"/>
-          <w:sz w:val="22"/>
-        </w:rPr>
-        <w:t>(b) Cut down and inject directly</w:t>
+        <w:t xml:space="preserve">(b) Give a high-protein diet</w:t>
       </w:r>
     </w:p>
     <w:p>
-      <w:pPr>
-        <w:spacing w:after="0" w:before="0"/>
-      </w:pPr>
       <w:r>
-        <w:rPr>
-          <w:b w:val="0"/>
-          <w:sz w:val="22"/>
-        </w:rPr>
-        <w:t>(c) Direct injection into an artery</w:t>
+        <w:t xml:space="preserve">(c) Skip monitoring</w:t>
       </w:r>
     </w:p>
     <w:p>
-      <w:pPr>
-        <w:spacing w:after="0" w:before="0"/>
-      </w:pPr>
       <w:r>
-        <w:rPr>
-          <w:b w:val="0"/>
-          <w:sz w:val="22"/>
-        </w:rPr>
-        <w:t>(d) Direct injection into the intraosseous space of the tibia</w:t>
+        <w:t xml:space="preserve">(d) Sedate the patient</w:t>
       </w:r>
     </w:p>
     <w:p>
-      <w:pPr>
-        <w:spacing w:after="0" w:before="40"/>
-      </w:pPr>
       <w:r>
-        <w:rPr>
-          <w:b/>
-          <w:sz w:val="22"/>
-        </w:rPr>
-        <w:t>Answer: d</w:t>
+        <w:t xml:space="preserve">Answer: a</w:t>
       </w:r>
     </w:p>
     <w:p>
-      <w:pPr>
-        <w:spacing w:after="0" w:before="0"/>
-      </w:pPr>
       <w:r>
-        <w:rPr>
-          <w:b w:val="0"/>
-          <w:sz w:val="21"/>
-        </w:rPr>
-        <w:t>Solution: If venous access cannot be established within 90 seconds (3 attempts) during neonatal resuscitation, intraosseous (IO) access is the preferred alternative route for drugs and fluids.</w:t>
+        <w:t xml:space="preserve">Solution: Hepatic encephalopathy — lactulose reduces ammonia, protein is restricted per protocol, and the nurse monitors consciousness and prevents precipitating factors.</w:t>
       </w:r>
     </w:p>
     <w:p>
-      <w:pPr>
-        <w:spacing w:after="0" w:before="0"/>
-      </w:pPr>
       <w:r>
-        <w:rPr>
-          <w:b w:val="0"/>
-          <w:sz w:val="20"/>
-        </w:rPr>
-        <w:t>Positive Marks: 1</w:t>
+        <w:t xml:space="preserve">Positive Marks: 1</w:t>
       </w:r>
     </w:p>
     <w:p>
-      <w:pPr>
-        <w:spacing w:after="160" w:before="0"/>
-      </w:pPr>
       <w:r>
-        <w:rPr>
-          <w:b w:val="0"/>
-          <w:sz w:val="20"/>
-        </w:rPr>
-        <w:t>Negative Marks: 0.25</w:t>
+        <w:t xml:space="preserve">Negative Marks: 0.25</w:t>
       </w:r>
     </w:p>
     <w:p>
-      <w:pPr>
-        <w:spacing w:after="20" w:before="120"/>
-      </w:pPr>
       <w:r>
-        <w:rPr>
-          <w:b/>
-          <w:sz w:val="22"/>
-        </w:rPr>
-        <w:t>Question: Identify the following skin disease characterized by honey-like crusts around the mouth in a baby:</w:t>
+        <w:t xml:space="preserve"/>
       </w:r>
     </w:p>
     <w:p>
-      <w:pPr>
-        <w:spacing w:after="0" w:before="0"/>
-      </w:pPr>
       <w:r>
-        <w:rPr>
-          <w:b w:val="0"/>
-          <w:sz w:val="22"/>
-        </w:rPr>
-        <w:t>(a) Atopic dermatitis</w:t>
+        <w:t xml:space="preserve">Question: The nurse is preparing a patient for a liver biopsy. Which pre-procedure check is important?</w:t>
       </w:r>
     </w:p>
     <w:p>
-      <w:pPr>
-        <w:spacing w:after="0" w:before="0"/>
-      </w:pPr>
       <w:r>
-        <w:rPr>
-          <w:b w:val="0"/>
-          <w:sz w:val="22"/>
-        </w:rPr>
-        <w:t>(b) Impetigo</w:t>
+        <w:t xml:space="preserve">(a) Coagulation studies and consent</w:t>
       </w:r>
     </w:p>
     <w:p>
-      <w:pPr>
-        <w:spacing w:after="0" w:before="0"/>
-      </w:pPr>
       <w:r>
-        <w:rPr>
-          <w:b w:val="0"/>
-          <w:sz w:val="22"/>
-        </w:rPr>
-        <w:t>(c) Scabies</w:t>
+        <w:t xml:space="preserve">(b) Only weight</w:t>
       </w:r>
     </w:p>
     <w:p>
-      <w:pPr>
-        <w:spacing w:after="0" w:before="0"/>
-      </w:pPr>
       <w:r>
-        <w:rPr>
-          <w:b w:val="0"/>
-          <w:sz w:val="22"/>
-        </w:rPr>
-        <w:t>(d) Food Poisoning</w:t>
+        <w:t xml:space="preserve">(c) Only height</w:t>
       </w:r>
     </w:p>
     <w:p>
-      <w:pPr>
-        <w:spacing w:after="0" w:before="40"/>
-      </w:pPr>
       <w:r>
-        <w:rPr>
-          <w:b/>
-          <w:sz w:val="22"/>
-        </w:rPr>
-        <w:t>Answer: b</w:t>
+        <w:t xml:space="preserve">(d) Only appetite</w:t>
       </w:r>
     </w:p>
     <w:p>
-      <w:pPr>
-        <w:spacing w:after="0" w:before="0"/>
-      </w:pPr>
       <w:r>
-        <w:rPr>
-          <w:b w:val="0"/>
-          <w:sz w:val="21"/>
-        </w:rPr>
-        <w:t>Solution: The skin disease characterized by honey-like crusts around the mouth in a baby is impetigo. Impetigo is a common bacterial skin infection caused by Staphylococcus aureus or Streptococcus pyogenes. It is highly contagious and typically affects children. The honey-like crusts form as a result of the infection and can occur around the mouth, as well as on other areas of the body. Prompt treatment with appropriate antibiotics is essential to prevent the spread of the infection.</w:t>
+        <w:t xml:space="preserve">Answer: a</w:t>
       </w:r>
     </w:p>
     <w:p>
-      <w:pPr>
-        <w:spacing w:after="0" w:before="0"/>
-      </w:pPr>
       <w:r>
-        <w:rPr>
-          <w:b w:val="0"/>
-          <w:sz w:val="20"/>
-        </w:rPr>
-        <w:t>Positive Marks: 1</w:t>
+        <w:t xml:space="preserve">Solution: Before liver biopsy — coagulation studies (bleeding risk), informed consent, and NPO status; the nurse monitors for hemorrhage after the procedure.</w:t>
       </w:r>
     </w:p>
     <w:p>
-      <w:pPr>
-        <w:spacing w:after="160" w:before="0"/>
-      </w:pPr>
       <w:r>
-        <w:rPr>
-          <w:b w:val="0"/>
-          <w:sz w:val="20"/>
-        </w:rPr>
-        <w:t>Negative Marks: 0.25</w:t>
+        <w:t xml:space="preserve">Positive Marks: 1</w:t>
       </w:r>
     </w:p>
     <w:p>
-      <w:pPr>
-        <w:spacing w:after="20" w:before="120"/>
-      </w:pPr>
       <w:r>
-        <w:rPr>
-          <w:b/>
-          <w:sz w:val="22"/>
-        </w:rPr>
-        <w:t>Question: At what time period the child learns about the gender identity</w:t>
+        <w:t xml:space="preserve">Negative Marks: 0.25</w:t>
       </w:r>
     </w:p>
     <w:p>
-      <w:pPr>
-        <w:spacing w:after="0" w:before="0"/>
-      </w:pPr>
       <w:r>
-        <w:rPr>
-          <w:b w:val="0"/>
-          <w:sz w:val="22"/>
-        </w:rPr>
-        <w:t>(a) 10 years</w:t>
+        <w:t xml:space="preserve"/>
       </w:r>
     </w:p>
     <w:p>
-      <w:pPr>
-        <w:spacing w:after="0" w:before="0"/>
-      </w:pPr>
       <w:r>
-        <w:rPr>
-          <w:b w:val="0"/>
-          <w:sz w:val="22"/>
-        </w:rPr>
-        <w:t>(b) 8 years</w:t>
+        <w:t xml:space="preserve">Question: A patient at 37 weeks of gestation is in active labor. The nurse notes the fetal heart rate is 95 bpm. The nurse should:</w:t>
       </w:r>
     </w:p>
     <w:p>
-      <w:pPr>
-        <w:spacing w:after="0" w:before="0"/>
-      </w:pPr>
       <w:r>
-        <w:rPr>
-          <w:b w:val="0"/>
-          <w:sz w:val="22"/>
-        </w:rPr>
-        <w:t>(c) 1 year</w:t>
+        <w:t xml:space="preserve">(a) Reposition, give oxygen, and notify the physician</w:t>
       </w:r>
     </w:p>
     <w:p>
-      <w:pPr>
-        <w:spacing w:after="0" w:before="0"/>
-      </w:pPr>
       <w:r>
-        <w:rPr>
-          <w:b w:val="0"/>
-          <w:sz w:val="22"/>
-        </w:rPr>
-        <w:t>(d) 3 years</w:t>
+        <w:t xml:space="preserve">(b) Reassure the patient</w:t>
       </w:r>
     </w:p>
     <w:p>
-      <w:pPr>
-        <w:spacing w:after="0" w:before="40"/>
-      </w:pPr>
       <w:r>
-        <w:rPr>
-          <w:b/>
-          <w:sz w:val="22"/>
-        </w:rPr>
-        <w:t>Answer: d</w:t>
+        <w:t xml:space="preserve">(c) Wait</w:t>
       </w:r>
     </w:p>
     <w:p>
-      <w:pPr>
-        <w:spacing w:after="0" w:before="0"/>
-      </w:pPr>
       <w:r>
-        <w:rPr>
-          <w:b w:val="0"/>
-          <w:sz w:val="21"/>
-        </w:rPr>
-        <w:t>Solution: Gender identity (awareness of being male/female) is usually established by about 3 years of age.</w:t>
+        <w:t xml:space="preserve">(d) Discharge the patient</w:t>
       </w:r>
     </w:p>
     <w:p>
-      <w:pPr>
-        <w:spacing w:after="0" w:before="0"/>
-      </w:pPr>
       <w:r>
-        <w:rPr>
-          <w:b w:val="0"/>
-          <w:sz w:val="20"/>
-        </w:rPr>
-        <w:t>Positive Marks: 1</w:t>
+        <w:t xml:space="preserve">Answer: a</w:t>
       </w:r>
     </w:p>
     <w:p>
-      <w:pPr>
-        <w:spacing w:after="160" w:before="0"/>
-      </w:pPr>
       <w:r>
-        <w:rPr>
-          <w:b w:val="0"/>
-          <w:sz w:val="20"/>
-        </w:rPr>
-        <w:t>Negative Marks: 0.25</w:t>
+        <w:t xml:space="preserve">Solution: Fetal bradycardia (&lt;110 bpm) indicates possible distress — repositioning, oxygen, and physician notification are urgent.</w:t>
       </w:r>
     </w:p>
     <w:p>
-      <w:pPr>
-        <w:spacing w:after="20" w:before="120"/>
-      </w:pPr>
       <w:r>
-        <w:rPr>
-          <w:b/>
-          <w:sz w:val="22"/>
-        </w:rPr>
-        <w:t>Question: A mechanically ventilated client has a sudden drop in SpO2 with absent breath sounds on the left side and tracheal deviation to the right. What is the priority action?</w:t>
+        <w:t xml:space="preserve">Positive Marks: 1</w:t>
       </w:r>
     </w:p>
     <w:p>
-      <w:pPr>
-        <w:spacing w:after="0" w:before="0"/>
-      </w:pPr>
       <w:r>
-        <w:rPr>
-          <w:b w:val="0"/>
-          <w:sz w:val="22"/>
-        </w:rPr>
-        <w:t>(a) Prepare for immediate needle decompression of the left chest</w:t>
+        <w:t xml:space="preserve">Negative Marks: 0.25</w:t>
       </w:r>
     </w:p>
     <w:p>
-      <w:pPr>
-        <w:spacing w:after="0" w:before="0"/>
-      </w:pPr>
       <w:r>
-        <w:rPr>
-          <w:b w:val="0"/>
-          <w:sz w:val="22"/>
-        </w:rPr>
-        <w:t>(b) Increase the FiO2 on the ventilator</w:t>
+        <w:t xml:space="preserve"/>
       </w:r>
     </w:p>
     <w:p>
-      <w:pPr>
-        <w:spacing w:after="0" w:before="0"/>
-      </w:pPr>
       <w:r>
-        <w:rPr>
-          <w:b w:val="0"/>
-          <w:sz w:val="22"/>
-        </w:rPr>
-        <w:t>(c) Reposition the client and reassess</w:t>
+        <w:t xml:space="preserve">Question: A 2-year-old child with a foreign body in the airway has stridor. The nurse should:</w:t>
       </w:r>
     </w:p>
     <w:p>
-      <w:pPr>
-        <w:spacing w:after="0" w:before="0"/>
-      </w:pPr>
       <w:r>
-        <w:rPr>
-          <w:b w:val="0"/>
-          <w:sz w:val="22"/>
-        </w:rPr>
-        <w:t>(d) Suction the endotracheal tube</w:t>
+        <w:t xml:space="preserve">(a) Keep the child calm, give oxygen, and prepare for removal</w:t>
       </w:r>
     </w:p>
     <w:p>
-      <w:pPr>
-        <w:spacing w:after="0" w:before="40"/>
-      </w:pPr>
       <w:r>
-        <w:rPr>
-          <w:b/>
-          <w:sz w:val="22"/>
-        </w:rPr>
-        <w:t>Answer: a</w:t>
+        <w:t xml:space="preserve">(b) Ask the child to cough forcefully</w:t>
       </w:r>
     </w:p>
     <w:p>
-      <w:pPr>
-        <w:spacing w:after="0" w:before="0"/>
-      </w:pPr>
       <w:r>
-        <w:rPr>
-          <w:b w:val="0"/>
-          <w:sz w:val="21"/>
-        </w:rPr>
-        <w:t>Solution: Tracheal deviation away from the affected side with absent breath sounds indicates tension pneumothorax; immediate needle decompression is life-saving.</w:t>
+        <w:t xml:space="preserve">(c) Insert a finger blindly</w:t>
       </w:r>
     </w:p>
     <w:p>
-      <w:pPr>
-        <w:spacing w:after="0" w:before="0"/>
-      </w:pPr>
       <w:r>
-        <w:rPr>
-          <w:b w:val="0"/>
-          <w:sz w:val="20"/>
-        </w:rPr>
-        <w:t>Positive Marks: 1</w:t>
+        <w:t xml:space="preserve">(d) Ignore the stridor</w:t>
       </w:r>
     </w:p>
     <w:p>
-      <w:pPr>
-        <w:spacing w:after="160" w:before="0"/>
-      </w:pPr>
       <w:r>
-        <w:rPr>
-          <w:b w:val="0"/>
-          <w:sz w:val="20"/>
-        </w:rPr>
-        <w:t>Negative Marks: 0.25</w:t>
+        <w:t xml:space="preserve">Answer: a</w:t>
       </w:r>
     </w:p>
     <w:p>
-      <w:pPr>
-        <w:spacing w:after="20" w:before="120"/>
-      </w:pPr>
       <w:r>
-        <w:rPr>
-          <w:b/>
-          <w:sz w:val="22"/>
-        </w:rPr>
-        <w:t>Question: After receiving change-of-shift report, which client should the nurse assess FIRST?</w:t>
+        <w:t xml:space="preserve">Solution: Airway foreign body — keep the child calm (crying worsens obstruction), give oxygen, and prepare for bronchoscopic removal. Blind finger sweeps push the object deeper.</w:t>
       </w:r>
     </w:p>
     <w:p>
-      <w:pPr>
-        <w:spacing w:after="0" w:before="0"/>
-      </w:pPr>
       <w:r>
-        <w:rPr>
-          <w:b w:val="0"/>
-          <w:sz w:val="22"/>
-        </w:rPr>
-        <w:t>(a) A client requesting pain medication</w:t>
+        <w:t xml:space="preserve">Positive Marks: 1</w:t>
       </w:r>
     </w:p>
     <w:p>
-      <w:pPr>
-        <w:spacing w:after="0" w:before="0"/>
-      </w:pPr>
       <w:r>
-        <w:rPr>
-          <w:b w:val="0"/>
-          <w:sz w:val="22"/>
-        </w:rPr>
-        <w:t>(b) A client scheduled for surgery in 2 hours</w:t>
+        <w:t xml:space="preserve">Negative Marks: 0.25</w:t>
       </w:r>
     </w:p>
     <w:p>
-      <w:pPr>
-        <w:spacing w:after="0" w:before="0"/>
-      </w:pPr>
       <w:r>
-        <w:rPr>
-          <w:b w:val="0"/>
-          <w:sz w:val="22"/>
-        </w:rPr>
-        <w:t>(c) A client who had an uneventful postoperative night</w:t>
+        <w:t xml:space="preserve"/>
       </w:r>
     </w:p>
     <w:p>
-      <w:pPr>
-        <w:spacing w:after="0" w:before="0"/>
-      </w:pPr>
       <w:r>
-        <w:rPr>
-          <w:b w:val="0"/>
-          <w:sz w:val="22"/>
-        </w:rPr>
-        <w:t>(d) A client with chest pain, diaphoresis and BP 90/60 mm Hg</w:t>
+        <w:t xml:space="preserve">Question: A patient with a panic disorder is being discharged. The nurse should teach the patient to:</w:t>
       </w:r>
     </w:p>
     <w:p>
-      <w:pPr>
-        <w:spacing w:after="0" w:before="40"/>
-      </w:pPr>
       <w:r>
-        <w:rPr>
-          <w:b/>
-          <w:sz w:val="22"/>
-        </w:rPr>
-        <w:t>Answer: d</w:t>
+        <w:t xml:space="preserve">(a) Use breathing techniques and attend follow-up</w:t>
       </w:r>
     </w:p>
     <w:p>
-      <w:pPr>
-        <w:spacing w:after="0" w:before="0"/>
-      </w:pPr>
       <w:r>
-        <w:rPr>
-          <w:b w:val="0"/>
-          <w:sz w:val="21"/>
-        </w:rPr>
-        <w:t>Solution: Chest pain with diaphoresis and hypotension suggests an acute cardiac event; this client is at greatest risk and is assessed first (ABC/priority framework).</w:t>
+        <w:t xml:space="preserve">(b) Avoid all situations</w:t>
       </w:r>
     </w:p>
     <w:p>
-      <w:pPr>
-        <w:spacing w:after="0" w:before="0"/>
-      </w:pPr>
       <w:r>
-        <w:rPr>
-          <w:b w:val="0"/>
-          <w:sz w:val="20"/>
-        </w:rPr>
-        <w:t>Positive Marks: 1</w:t>
+        <w:t xml:space="preserve">(c) Stop treatment</w:t>
       </w:r>
     </w:p>
     <w:p>
-      <w:pPr>
-        <w:spacing w:after="160" w:before="0"/>
-      </w:pPr>
       <w:r>
-        <w:rPr>
-          <w:b w:val="0"/>
-          <w:sz w:val="20"/>
-        </w:rPr>
-        <w:t>Negative Marks: 0.25</w:t>
+        <w:t xml:space="preserve">(d) Skip follow-up</w:t>
       </w:r>
     </w:p>
     <w:p>
-      <w:pPr>
-        <w:spacing w:after="20" w:before="120"/>
-      </w:pPr>
       <w:r>
-        <w:rPr>
-          <w:b/>
-          <w:sz w:val="22"/>
-        </w:rPr>
-        <w:t>Question: Which of the following is a possible cause for the displacement of the uterus laterally to the umbilicus in the first postpartum day for a woman who delivered vaginally?</w:t>
+        <w:t xml:space="preserve">Answer: a</w:t>
       </w:r>
     </w:p>
     <w:p>
-      <w:pPr>
-        <w:spacing w:after="0" w:before="0"/>
-      </w:pPr>
       <w:r>
-        <w:rPr>
-          <w:b w:val="0"/>
-          <w:sz w:val="22"/>
-        </w:rPr>
-        <w:t>(a) Fibroid tumour of the uterus</w:t>
+        <w:t xml:space="preserve">Solution: Panic disorder — breathing/relaxation techniques, medication adherence, CBT, and follow-up reduce attacks and avoidance.</w:t>
       </w:r>
     </w:p>
     <w:p>
-      <w:pPr>
-        <w:spacing w:after="0" w:before="0"/>
-      </w:pPr>
       <w:r>
-        <w:rPr>
-          <w:b w:val="0"/>
-          <w:sz w:val="22"/>
-        </w:rPr>
-        <w:t>(b) Urinary retention or a distended bladder</w:t>
+        <w:t xml:space="preserve">Positive Marks: 1</w:t>
       </w:r>
     </w:p>
     <w:p>
-      <w:pPr>
-        <w:spacing w:after="0" w:before="0"/>
-      </w:pPr>
       <w:r>
-        <w:rPr>
-          <w:b w:val="0"/>
-          <w:sz w:val="22"/>
-        </w:rPr>
-        <w:t>(c) Displacement of the uterus due to bowel distension</w:t>
+        <w:t xml:space="preserve">Negative Marks: 0.25</w:t>
       </w:r>
     </w:p>
     <w:p>
-      <w:pPr>
-        <w:spacing w:after="0" w:before="0"/>
-      </w:pPr>
       <w:r>
-        <w:rPr>
-          <w:b w:val="0"/>
-          <w:sz w:val="22"/>
-        </w:rPr>
-        <w:t>(d) Endometritis</w:t>
+        <w:t xml:space="preserve"/>
       </w:r>
     </w:p>
     <w:p>
-      <w:pPr>
-        <w:spacing w:after="0" w:before="40"/>
-      </w:pPr>
       <w:r>
-        <w:rPr>
-          <w:b/>
-          <w:sz w:val="22"/>
-        </w:rPr>
-        <w:t>Answer: b</w:t>
+        <w:t xml:space="preserve">Question: The "Pradhan Mantri Bhartiya Janaushadhi Kendra" aims to:</w:t>
       </w:r>
     </w:p>
     <w:p>
-      <w:pPr>
-        <w:spacing w:after="0" w:before="0"/>
-      </w:pPr>
       <w:r>
-        <w:rPr>
-          <w:b w:val="0"/>
-          <w:sz w:val="21"/>
-        </w:rPr>
-        <w:t>Solution: The correct answer is D. Urinary retention or a distended bladder can cause the uterus to be displaced laterally to the umbilicus in the early postpartum period. This is because the bladder sits directly in front of the uterus and when it becomes distended, it can push the uterus out of its normal position. Emptying the bladder can usually resolve this issue. If left untreated, a distended bladder can lead to postpartum hemorrhage and other complications. Labor &lt;</w:t>
+        <w:t xml:space="preserve">(a) Increase access to affordable medicines</w:t>
       </w:r>
     </w:p>
     <w:p>
-      <w:pPr>
-        <w:spacing w:after="0" w:before="0"/>
-      </w:pPr>
       <w:r>
-        <w:rPr>
-          <w:b w:val="0"/>
-          <w:sz w:val="20"/>
-        </w:rPr>
-        <w:t>Positive Marks: 1</w:t>
+        <w:t xml:space="preserve">(b) Increase drug prices</w:t>
       </w:r>
     </w:p>
     <w:p>
-      <w:pPr>
-        <w:spacing w:after="160" w:before="0"/>
-      </w:pPr>
       <w:r>
-        <w:rPr>
-          <w:b w:val="0"/>
-          <w:sz w:val="20"/>
-        </w:rPr>
-        <w:t>Negative Marks: 0.25</w:t>
+        <w:t xml:space="preserve">(c) Restrict medicine availability</w:t>
       </w:r>
     </w:p>
     <w:p>
-      <w:pPr>
-        <w:spacing w:after="20" w:before="120"/>
-      </w:pPr>
       <w:r>
-        <w:rPr>
-          <w:b/>
-          <w:sz w:val="22"/>
-        </w:rPr>
-        <w:t>Question: Immediately after delivery the nurse notes profuse vaginal bleeding and a soft, boggy uterus. What is the priority action?</w:t>
+        <w:t xml:space="preserve">(d) Promote imports</w:t>
       </w:r>
     </w:p>
     <w:p>
-      <w:pPr>
-        <w:spacing w:after="0" w:before="0"/>
-      </w:pPr>
       <w:r>
-        <w:rPr>
-          <w:b w:val="0"/>
-          <w:sz w:val="22"/>
-        </w:rPr>
-        <w:t>(a) Place the client in Trendelenburg position</w:t>
+        <w:t xml:space="preserve">Answer: a</w:t>
       </w:r>
     </w:p>
     <w:p>
-      <w:pPr>
-        <w:spacing w:after="0" w:before="0"/>
-      </w:pPr>
       <w:r>
-        <w:rPr>
-          <w:b w:val="0"/>
-          <w:sz w:val="22"/>
-        </w:rPr>
-        <w:t>(b) Insert a Foley catheter</w:t>
+        <w:t xml:space="preserve">Solution: Jan Aushadhi Kendras increase access to affordable, quality generic medicines — a core health access initiative.</w:t>
       </w:r>
     </w:p>
     <w:p>
-      <w:pPr>
-        <w:spacing w:after="0" w:before="0"/>
-      </w:pPr>
       <w:r>
-        <w:rPr>
-          <w:b w:val="0"/>
-          <w:sz w:val="22"/>
-        </w:rPr>
-        <w:t>(c) Massage the uterine fundus</w:t>
+        <w:t xml:space="preserve">Positive Marks: 1</w:t>
       </w:r>
     </w:p>
     <w:p>
-      <w:pPr>
-        <w:spacing w:after="0" w:before="0"/>
-      </w:pPr>
       <w:r>
-        <w:rPr>
-          <w:b w:val="0"/>
-          <w:sz w:val="22"/>
-        </w:rPr>
-        <w:t>(d) Notify the health care provider</w:t>
+        <w:t xml:space="preserve">Negative Marks: 0.25</w:t>
       </w:r>
     </w:p>
     <w:p>
-      <w:pPr>
-        <w:spacing w:after="0" w:before="40"/>
-      </w:pPr>
       <w:r>
-        <w:rPr>
-          <w:b/>
-          <w:sz w:val="22"/>
-        </w:rPr>
-        <w:t>Answer: c</w:t>
+        <w:t xml:space="preserve"/>
       </w:r>
     </w:p>
     <w:p>
-      <w:pPr>
-        <w:spacing w:after="0" w:before="0"/>
-      </w:pPr>
       <w:r>
-        <w:rPr>
-          <w:b w:val="0"/>
-          <w:sz w:val="21"/>
-        </w:rPr>
-        <w:t>Solution: Uterine atony is the commonest cause of postpartum hemorrhage; firm fundal massage stimulates contraction, and oxytocin is then given while help is called.</w:t>
+        <w:t xml:space="preserve">Question: The nurse is to give 0.65 g of a medication. The vial contains 250 mg/mL. The volume to give is:</w:t>
       </w:r>
     </w:p>
     <w:p>
-      <w:pPr>
-        <w:spacing w:after="0" w:before="0"/>
-      </w:pPr>
       <w:r>
-        <w:rPr>
-          <w:b w:val="0"/>
-          <w:sz w:val="20"/>
-        </w:rPr>
-        <w:t>Positive Marks: 1</w:t>
+        <w:t xml:space="preserve">(a) 2 mL</w:t>
       </w:r>
     </w:p>
     <w:p>
-      <w:pPr>
-        <w:spacing w:after="160" w:before="0"/>
-      </w:pPr>
       <w:r>
-        <w:rPr>
-          <w:b w:val="0"/>
-          <w:sz w:val="20"/>
-        </w:rPr>
-        <w:t>Negative Marks: 0.25</w:t>
+        <w:t xml:space="preserve">(b) 2.6 mL</w:t>
       </w:r>
     </w:p>
     <w:p>
-      <w:pPr>
-        <w:spacing w:after="20" w:before="120"/>
-      </w:pPr>
       <w:r>
-        <w:rPr>
-          <w:b/>
-          <w:sz w:val="22"/>
-        </w:rPr>
-        <w:t>Question: Cyanotic spell is seen in:</w:t>
+        <w:t xml:space="preserve">(c) 3 mL</w:t>
       </w:r>
     </w:p>
     <w:p>
-      <w:pPr>
-        <w:spacing w:after="0" w:before="0"/>
-      </w:pPr>
       <w:r>
-        <w:rPr>
-          <w:b w:val="0"/>
-          <w:sz w:val="22"/>
-        </w:rPr>
-        <w:t>(a) Trans position of arteries</w:t>
+        <w:t xml:space="preserve">(d) 3.6 mL</w:t>
       </w:r>
     </w:p>
     <w:p>
-      <w:pPr>
-        <w:spacing w:after="0" w:before="0"/>
-      </w:pPr>
       <w:r>
-        <w:rPr>
-          <w:b w:val="0"/>
-          <w:sz w:val="22"/>
-        </w:rPr>
-        <w:t>(b) Atrial septal defect</w:t>
+        <w:t xml:space="preserve">Answer: b</w:t>
       </w:r>
     </w:p>
     <w:p>
-      <w:pPr>
-        <w:spacing w:after="0" w:before="0"/>
-      </w:pPr>
       <w:r>
-        <w:rPr>
-          <w:b w:val="0"/>
-          <w:sz w:val="22"/>
-        </w:rPr>
-        <w:t>(c) Tetralogy of Fallot</w:t>
+        <w:t xml:space="preserve">Solution: 0.65 g = 650 mg. Volume = 650 ÷ 250 = 2.6 mL.</w:t>
       </w:r>
     </w:p>
     <w:p>
-      <w:pPr>
-        <w:spacing w:after="0" w:before="0"/>
-      </w:pPr>
       <w:r>
-        <w:rPr>
-          <w:b w:val="0"/>
-          <w:sz w:val="22"/>
-        </w:rPr>
-        <w:t>(d) Ventricular septal defect</w:t>
+        <w:t xml:space="preserve">Positive Marks: 1</w:t>
       </w:r>
     </w:p>
     <w:p>
-      <w:pPr>
-        <w:spacing w:after="0" w:before="40"/>
-      </w:pPr>
       <w:r>
-        <w:rPr>
-          <w:b/>
-          <w:sz w:val="22"/>
-        </w:rPr>
-        <w:t>Answer: c</w:t>
+        <w:t xml:space="preserve">Negative Marks: 0.25</w:t>
       </w:r>
     </w:p>
     <w:p>
-      <w:pPr>
-        <w:spacing w:after="0" w:before="0"/>
-      </w:pPr>
       <w:r>
-        <w:rPr>
-          <w:b w:val="0"/>
-          <w:sz w:val="21"/>
-        </w:rPr>
-        <w:t>Solution: A cyanotic spell is seen in Tetralogy of Fallot. Tetralogy of Fallot is a congenital heart defect characterized by four specific abnormalities in the structure of the heart. These abnormalities include ventricular septal defect (VSD), pulmonary stenosis, overriding aorta, and right ventricular hypertrophy. During a cyanotic spell, also known as a "Tet spell," there is a sudden and severe decrease in blood flow to the lungs, leading to inadequate oxygenation of the blood. This results in cyanosis, or a bluish discoloration of the skin and mucous membranes. Cyanotic spells can be triggered by physical activity or agitation and require immediate medical attention. "Nelson Textbook of Pediatrics</w:t>
+        <w:t xml:space="preserve"/>
       </w:r>
     </w:p>
     <w:p>
-      <w:pPr>
-        <w:spacing w:after="0" w:before="0"/>
-      </w:pPr>
       <w:r>
-        <w:rPr>
-          <w:b w:val="0"/>
-          <w:sz w:val="20"/>
-        </w:rPr>
-        <w:t>Positive Marks: 1</w:t>
+        <w:t xml:space="preserve">Question: The nurse is caring for a patient with a head injury who has polyuria. The nurse should:</w:t>
       </w:r>
     </w:p>
     <w:p>
-      <w:pPr>
-        <w:spacing w:after="160" w:before="0"/>
-      </w:pPr>
       <w:r>
-        <w:rPr>
-          <w:b w:val="0"/>
-          <w:sz w:val="20"/>
-        </w:rPr>
-        <w:t>Negative Marks: 0.25</w:t>
+        <w:t xml:space="preserve">(a) Monitor I/O and serum sodium — suspect diabetes insipidus</w:t>
       </w:r>
     </w:p>
     <w:p>
-      <w:pPr>
-        <w:spacing w:after="20" w:before="120"/>
-      </w:pPr>
       <w:r>
-        <w:rPr>
-          <w:b/>
-          <w:sz w:val="22"/>
-        </w:rPr>
-        <w:t>Question: Which of the following conditions is NOT prevented or covered by the MMR vaccine?</w:t>
+        <w:t xml:space="preserve">(b) Restrict fluids</w:t>
       </w:r>
     </w:p>
     <w:p>
-      <w:pPr>
-        <w:spacing w:after="0" w:before="0"/>
-      </w:pPr>
       <w:r>
-        <w:rPr>
-          <w:b w:val="0"/>
-          <w:sz w:val="22"/>
-        </w:rPr>
-        <w:t>(a) Rickets</w:t>
+        <w:t xml:space="preserve">(c) Give more fluids freely</w:t>
       </w:r>
     </w:p>
     <w:p>
-      <w:pPr>
-        <w:spacing w:after="0" w:before="0"/>
-      </w:pPr>
       <w:r>
-        <w:rPr>
-          <w:b w:val="0"/>
-          <w:sz w:val="22"/>
-        </w:rPr>
-        <w:t>(b) Mumps</w:t>
+        <w:t xml:space="preserve">(d) Ignore the output</w:t>
       </w:r>
     </w:p>
     <w:p>
-      <w:pPr>
-        <w:spacing w:after="0" w:before="0"/>
-      </w:pPr>
       <w:r>
-        <w:rPr>
-          <w:b w:val="0"/>
-          <w:sz w:val="22"/>
-        </w:rPr>
-        <w:t>(c) Rubella</w:t>
+        <w:t xml:space="preserve">Answer: a</w:t>
       </w:r>
     </w:p>
     <w:p>
-      <w:pPr>
-        <w:spacing w:after="0" w:before="0"/>
-      </w:pPr>
       <w:r>
-        <w:rPr>
-          <w:b w:val="0"/>
-          <w:sz w:val="22"/>
-        </w:rPr>
-        <w:t>(d) Measles</w:t>
+        <w:t xml:space="preserve">Solution: Polyuria after head injury suggests diabetes insipidus (ADH deficiency) — the nurse monitors urine output, specific gravity, sodium, and administers desmopressin as ordered.</w:t>
       </w:r>
     </w:p>
     <w:p>
-      <w:pPr>
-        <w:spacing w:after="0" w:before="40"/>
-      </w:pPr>
       <w:r>
-        <w:rPr>
-          <w:b/>
-          <w:sz w:val="22"/>
-        </w:rPr>
-        <w:t>Answer: a</w:t>
+        <w:t xml:space="preserve">Positive Marks: 1</w:t>
       </w:r>
     </w:p>
     <w:p>
-      <w:pPr>
-        <w:spacing w:after="0" w:before="0"/>
-      </w:pPr>
       <w:r>
-        <w:rPr>
-          <w:b w:val="0"/>
-          <w:sz w:val="21"/>
-        </w:rPr>
-        <w:t>Solution: MMR vaccine protects against Measles, Mumps, and Rubella. Rickets is a nutritional bone disorder caused by Vitamin D deficiency.</w:t>
+        <w:t xml:space="preserve">Negative Marks: 0.25</w:t>
       </w:r>
     </w:p>
     <w:p>
-      <w:pPr>
-        <w:spacing w:after="0" w:before="0"/>
-      </w:pPr>
       <w:r>
-        <w:rPr>
-          <w:b w:val="0"/>
-          <w:sz w:val="20"/>
-        </w:rPr>
-        <w:t>Positive Marks: 1</w:t>
+        <w:t xml:space="preserve"/>
       </w:r>
     </w:p>
     <w:p>
-      <w:pPr>
-        <w:spacing w:after="160" w:before="0"/>
-      </w:pPr>
       <w:r>
-        <w:rPr>
-          <w:b w:val="0"/>
-          <w:sz w:val="20"/>
-        </w:rPr>
-        <w:t>Negative Marks: 0.25</w:t>
+        <w:t xml:space="preserve">Question: A patient with a deep vein thrombosis is being treated. The nurse should:</w:t>
+      </w:r>
+    </w:p>
+    <w:p>
+      <w:r>
+        <w:t xml:space="preserve">(a) Monitor for pulmonary embolism and anticoagulant effects</w:t>
+      </w:r>
+    </w:p>
+    <w:p>
+      <w:r>
+        <w:t xml:space="preserve">(b) Massage the calf</w:t>
+      </w:r>
+    </w:p>
+    <w:p>
+      <w:r>
+        <w:t xml:space="preserve">(c) Ambulate the patient</w:t>
+      </w:r>
+    </w:p>
+    <w:p>
+      <w:r>
+        <w:t xml:space="preserve">(d) Apply cold packs</w:t>
+      </w:r>
+    </w:p>
+    <w:p>
+      <w:r>
+        <w:t xml:space="preserve">Answer: a</w:t>
+      </w:r>
+    </w:p>
+    <w:p>
+      <w:r>
+        <w:t xml:space="preserve">Solution: DVT — the nurse monitors for PE (sudden dyspnea, chest pain), bleeding (anticoagulation), and teaches bed rest with elevation — never massaging the calf.</w:t>
+      </w:r>
+    </w:p>
+    <w:p>
+      <w:r>
+        <w:t xml:space="preserve">Positive Marks: 1</w:t>
+      </w:r>
+    </w:p>
+    <w:p>
+      <w:r>
+        <w:t xml:space="preserve">Negative Marks: 0.25</w:t>
+      </w:r>
+    </w:p>
+    <w:p>
+      <w:r>
+        <w:t xml:space="preserve"/>
+      </w:r>
+    </w:p>
+    <w:p>
+      <w:r>
+        <w:t xml:space="preserve">Question: The nurse is providing care to a patient after a hip fracture surgery. The nurse should:</w:t>
+      </w:r>
+    </w:p>
+    <w:p>
+      <w:r>
+        <w:t xml:space="preserve">(a) Monitor the incision, manage pain, and prevent DVT/pressure injuries</w:t>
+      </w:r>
+    </w:p>
+    <w:p>
+      <w:r>
+        <w:t xml:space="preserve">(b) Immobilize permanently</w:t>
+      </w:r>
+    </w:p>
+    <w:p>
+      <w:r>
+        <w:t xml:space="preserve">(c) Restrict fluids</w:t>
+      </w:r>
+    </w:p>
+    <w:p>
+      <w:r>
+        <w:t xml:space="preserve">(d) Skip monitoring</w:t>
+      </w:r>
+    </w:p>
+    <w:p>
+      <w:r>
+        <w:t xml:space="preserve">Answer: a</w:t>
+      </w:r>
+    </w:p>
+    <w:p>
+      <w:r>
+        <w:t xml:space="preserve">Solution: Post-hip-surgery — incision monitoring, pain management, early mobilization (per protocol), DVT prophylaxis, and pressure injury prevention.</w:t>
+      </w:r>
+    </w:p>
+    <w:p>
+      <w:r>
+        <w:t xml:space="preserve">Positive Marks: 1</w:t>
+      </w:r>
+    </w:p>
+    <w:p>
+      <w:r>
+        <w:t xml:space="preserve">Negative Marks: 0.25</w:t>
       </w:r>
     </w:p>
     <w:sectPr>
       <w:pgSz w:w="12240" w:h="15840"/>
-      <w:pgMar w:top="864" w:right="1008" w:bottom="864" w:left="1008" w:header="720" w:footer="720" w:gutter="0"/>
+      <w:pgMar w:top="1440" w:right="1800" w:bottom="1440" w:left="1800" w:header="720" w:footer="720" w:gutter="0"/>
       <w:cols w:space="720"/>
       <w:docGrid w:linePitch="360"/>
     </w:sectPr>
@@ -2535,10 +1365,6 @@
     <w:name w:val="Normal"/>
     <w:qFormat/>
     <w:rsid w:val="00FC693F"/>
-    <w:rPr>
-      <w:rFonts w:ascii="Calibri" w:hAnsi="Calibri"/>
-      <w:sz w:val="22"/>
-    </w:rPr>
   </w:style>
   <w:style w:type="paragraph" w:styleId="Header">
     <w:name w:val="header"/>
